--- a/applications/STRONG/Infinx - BI Analyst - 2026-09-25/cover_letter.docx
+++ b/applications/STRONG/Infinx - BI Analyst - 2026-09-25/cover_letter.docx
@@ -200,7 +200,7 @@
           <w:color w:val="09152A"/>
           <w:sz w:val="22"/>
         </w:rPr>
-        <w:t>I build BI infrastructure that actually gets used. In my current freelance practice serving callcathai.online, primelayertrades.com, and hereraspreadsheets.com, I have designed and deployed expert-level C-suite KPI dashboards with multi-dimensional financial and operational performance reporting — real-time data integration, automated pipelines, and MIS-style reporting that executives review every day. At Ferguson Enterprises, I developed Power BI dashboards and KPI frameworks for CFO- and VP-level stakeholders, monitoring revenue, supply chain, and ecommerce performance across a multi-location enterprise operation. I know how to translate stakeholder requirements into reporting deliverables that are both analytically sound and presentation-ready.</w:t>
+        <w:t>I build BI infrastructure that actually gets used. In my current freelance practice serving callcatchai.online, primelayertrades.com, and hereraspreadsheets.com, I have designed and deployed expert-level C-suite KPI dashboards with multi-dimensional financial and operational performance reporting — real-time data integration, automated pipelines, and MIS-style reporting that executives review every day. At Ferguson Enterprises, I developed Power BI dashboards and KPI frameworks for CFO- and VP-level stakeholders, monitoring revenue, supply chain, and ecommerce performance across a multi-location enterprise operation. I know how to translate stakeholder requirements into reporting deliverables that are both analytically sound and presentation-ready.</w:t>
       </w:r>
     </w:p>
     <w:p>
